--- a/downloads/documents/05 Materials/Unit 01/Slides/Slides 01.14 - Planning a Meal for a Family.docx
+++ b/downloads/documents/05 Materials/Unit 01/Slides/Slides 01.14 - Planning a Meal for a Family.docx
@@ -6,9 +6,9 @@
       <w:pPr>
         <w:pStyle w:val="Heading1"/>
       </w:pPr>
-      <w:bookmarkStart w:id="20" w:name="Xbe1e6feb8e71fbd3a8196a9579e8687141afc3c"/>
-      <w:r>
-        <w:t xml:space="preserve">Slides 01.14: Planning a Meal for a Family</w:t>
+      <w:bookmarkStart w:id="20" w:name="slides-1.14-planning-a-meal-for-a-family"/>
+      <w:r>
+        <w:t xml:space="preserve">Slides 1.14: Planning a Meal for a Family</w:t>
       </w:r>
       <w:bookmarkEnd w:id="20"/>
     </w:p>

--- a/downloads/documents/05 Materials/Unit 01/Slides/Slides 01.14 - Planning a Meal for a Family.docx
+++ b/downloads/documents/05 Materials/Unit 01/Slides/Slides 01.14 - Planning a Meal for a Family.docx
@@ -599,7 +599,7 @@
         <w:pStyle w:val="Compact"/>
       </w:pPr>
       <w:r>
-        <w:t xml:space="preserve">On the back of the grid: which dinner fits this family better, and which of the six jobs decided it?</w:t>
+        <w:t xml:space="preserve">In Part 3 of the handout: which dinner fits this family better? Which of the six jobs decided it?</w:t>
       </w:r>
     </w:p>
     <w:p>
